--- a/docs/en/Chapter_V_Prospective_Scenarios_2026_2030_EN.docx
+++ b/docs/en/Chapter_V_Prospective_Scenarios_2026_2030_EN.docx
@@ -3345,7 +3345,7 @@
                 <w:color w:val="202020"/>
                 <w:sz w:val="20"/>
               </w:rPr>
-              <w:t>~78.9 pct (AWS/Azure/GCP dominance)</w:t>
+              <w:t>~77 pct (AWS/Azure/GCP dominance)</w:t>
             </w:r>
           </w:p>
         </w:tc>
